--- a/lab_suite/labs/01_01_BeerCoasterTelegraph/submissions/answers.docx
+++ b/lab_suite/labs/01_01_BeerCoasterTelegraph/submissions/answers.docx
@@ -88,15 +88,7 @@
         <w:t> </w:t>
       </w:r>
       <w:r>
-        <w:t xml:space="preserve">B. die Arme eines </w:t>
-      </w:r>
-      <w:proofErr w:type="spellStart"/>
-      <w:r>
-        <w:t>Chappe</w:t>
-      </w:r>
-      <w:proofErr w:type="spellEnd"/>
-      <w:r>
-        <w:t>-Telegrafen oder die Fl</w:t>
+        <w:t>B. die Arme eines Chappe-Telegrafen oder die Fl</w:t>
       </w:r>
       <w:r>
         <w:rPr>
@@ -240,7 +232,11 @@
         <w:t xml:space="preserve"> Dabei haben wir eine begrenzte Anzahl von Bierdeckeln, die wir von einer beliebigen Anzahl verschiedener Brauerei auswählen können.</w:t>
       </w:r>
     </w:p>
-    <w:p/>
+    <w:p>
+      <w:r>
+        <w:br w:type="page"/>
+      </w:r>
+    </w:p>
     <w:p>
       <w:pPr>
         <w:rPr>
@@ -253,6 +249,7 @@
           <w:bCs/>
           <w:color w:val="0070C0"/>
         </w:rPr>
+        <w:lastRenderedPageBreak/>
         <w:t>Konkrete Fragestellung</w:t>
       </w:r>
       <w:r>
@@ -264,7 +261,7 @@
     </w:p>
     <w:p>
       <w:pPr>
-        <w:pStyle w:val="Listenabsatz"/>
+        <w:pStyle w:val="ListParagraph"/>
         <w:numPr>
           <w:ilvl w:val="0"/>
           <w:numId w:val="1"/>
@@ -282,7 +279,7 @@
     </w:p>
     <w:p>
       <w:pPr>
-        <w:pStyle w:val="Listenabsatz"/>
+        <w:pStyle w:val="ListParagraph"/>
         <w:rPr>
           <w:color w:val="0070C0"/>
         </w:rPr>
@@ -290,7 +287,7 @@
     </w:p>
     <w:p>
       <w:pPr>
-        <w:pStyle w:val="Listenabsatz"/>
+        <w:pStyle w:val="ListParagraph"/>
         <w:rPr>
           <w:color w:val="0070C0"/>
         </w:rPr>
@@ -299,12 +296,12 @@
         <w:rPr>
           <w:color w:val="0070C0"/>
         </w:rPr>
-        <w:t xml:space="preserve">Von 3 </w:t>
+        <w:t>Von 3</w:t>
       </w:r>
     </w:p>
     <w:p>
       <w:pPr>
-        <w:pStyle w:val="Listenabsatz"/>
+        <w:pStyle w:val="ListParagraph"/>
         <w:rPr>
           <w:color w:val="0070C0"/>
         </w:rPr>
@@ -312,7 +309,7 @@
     </w:p>
     <w:p>
       <w:pPr>
-        <w:pStyle w:val="Listenabsatz"/>
+        <w:pStyle w:val="ListParagraph"/>
         <w:numPr>
           <w:ilvl w:val="0"/>
           <w:numId w:val="1"/>
@@ -337,64 +334,89 @@
         <w:rPr>
           <w:color w:val="0070C0"/>
         </w:rPr>
-        <w:t xml:space="preserve">, dann </w:t>
+        <w:t xml:space="preserve">, dann lassen wir die </w:t>
       </w:r>
       <w:r>
         <w:rPr>
           <w:color w:val="0070C0"/>
         </w:rPr>
-        <w:lastRenderedPageBreak/>
-        <w:t xml:space="preserve">lassen wir die </w:t>
+        <w:t>K</w:t>
       </w:r>
       <w:r>
         <w:rPr>
           <w:color w:val="0070C0"/>
         </w:rPr>
-        <w:t>K</w:t>
+        <w:t>ombination für 10sec liegen.</w:t>
       </w:r>
       <w:r>
         <w:rPr>
           <w:color w:val="0070C0"/>
         </w:rPr>
-        <w:t>ombination für 10sec liegen.</w:t>
-      </w:r>
-      <w:r>
-        <w:rPr>
-          <w:color w:val="0070C0"/>
-        </w:rPr>
         <w:br/>
-        <w:t xml:space="preserve">Mit dieser Gesamtdauer pro Nachricht bestimme, welche Datenübertragungsgeschwindigkeit (in </w:t>
-      </w:r>
-      <w:proofErr w:type="spellStart"/>
-      <w:r>
-        <w:rPr>
-          <w:color w:val="0070C0"/>
-        </w:rPr>
-        <w:t>bit</w:t>
-      </w:r>
-      <w:proofErr w:type="spellEnd"/>
-      <w:r>
-        <w:rPr>
-          <w:color w:val="0070C0"/>
-        </w:rPr>
-        <w:t xml:space="preserve">/s) du </w:t>
-      </w:r>
-      <w:proofErr w:type="spellStart"/>
-      <w:r>
-        <w:rPr>
-          <w:color w:val="0070C0"/>
-        </w:rPr>
-        <w:t>erzieleen</w:t>
-      </w:r>
-      <w:proofErr w:type="spellEnd"/>
-      <w:r>
-        <w:rPr>
-          <w:color w:val="0070C0"/>
-        </w:rPr>
-        <w:t xml:space="preserve"> kannst!</w:t>
+        <w:t>Mit dieser Gesamtdauer pro Nachricht bestimme, welche Datenübertragungsgeschwindigkeit (in bit/s) du erzieleen kannst!</w:t>
       </w:r>
     </w:p>
     <w:p/>
+    <w:p>
+      <w:r>
+        <w:t>V = 30</w:t>
+      </w:r>
+      <w:r>
+        <w:t xml:space="preserve"> =&gt; 4,907 Bit</w:t>
+      </w:r>
+    </w:p>
+    <w:p>
+      <w:pPr>
+        <w:rPr>
+          <w:rFonts w:eastAsiaTheme="minorEastAsia"/>
+        </w:rPr>
+      </w:pPr>
+      <w:r>
+        <w:rPr>
+          <w:rFonts w:eastAsiaTheme="minorEastAsia"/>
+        </w:rPr>
+        <w:t xml:space="preserve">Umsteckzeit = </w:t>
+      </w:r>
+      <w:r>
+        <w:rPr>
+          <w:rFonts w:eastAsiaTheme="minorEastAsia"/>
+        </w:rPr>
+        <w:t>5</w:t>
+      </w:r>
+      <w:r>
+        <w:rPr>
+          <w:rFonts w:eastAsiaTheme="minorEastAsia"/>
+        </w:rPr>
+        <w:t xml:space="preserve"> sek</w:t>
+      </w:r>
+    </w:p>
+    <w:p>
+      <w:pPr>
+        <w:rPr>
+          <w:rFonts w:eastAsiaTheme="minorEastAsia"/>
+        </w:rPr>
+      </w:pPr>
+      <w:r>
+        <w:rPr>
+          <w:rFonts w:eastAsiaTheme="minorEastAsia"/>
+        </w:rPr>
+        <w:t>Liegezeit = 10 sek</w:t>
+      </w:r>
+    </w:p>
+    <w:p>
+      <w:r>
+        <w:rPr>
+          <w:rFonts w:eastAsiaTheme="minorEastAsia"/>
+        </w:rPr>
+        <w:t xml:space="preserve"> Datenrate = </w:t>
+      </w:r>
+      <w:r>
+        <w:rPr>
+          <w:rFonts w:eastAsiaTheme="minorEastAsia"/>
+        </w:rPr>
+        <w:t>0,327 bit/s</w:t>
+      </w:r>
+    </w:p>
     <w:p>
       <w:r>
         <w:t xml:space="preserve">Nach der Bearbeitung der Aufgabe und ggf. Überprüfung mit </w:t>
@@ -921,16 +943,16 @@
     <w:lsdException w:name="Unresolved Mention" w:semiHidden="1" w:unhideWhenUsed="1"/>
     <w:lsdException w:name="Smart Link" w:semiHidden="1" w:unhideWhenUsed="1"/>
   </w:latentStyles>
-  <w:style w:type="paragraph" w:default="1" w:styleId="Standard">
+  <w:style w:type="paragraph" w:default="1" w:styleId="Normal">
     <w:name w:val="Normal"/>
     <w:qFormat/>
     <w:rsid w:val="00EA584B"/>
   </w:style>
-  <w:style w:type="paragraph" w:styleId="berschrift1">
+  <w:style w:type="paragraph" w:styleId="Heading1">
     <w:name w:val="heading 1"/>
-    <w:basedOn w:val="Standard"/>
-    <w:next w:val="Standard"/>
-    <w:link w:val="berschrift1Zchn"/>
+    <w:basedOn w:val="Normal"/>
+    <w:next w:val="Normal"/>
+    <w:link w:val="Heading1Char"/>
     <w:uiPriority w:val="9"/>
     <w:qFormat/>
     <w:rsid w:val="00923913"/>
@@ -947,11 +969,11 @@
       <w:szCs w:val="36"/>
     </w:rPr>
   </w:style>
-  <w:style w:type="paragraph" w:styleId="berschrift2">
+  <w:style w:type="paragraph" w:styleId="Heading2">
     <w:name w:val="heading 2"/>
-    <w:basedOn w:val="Standard"/>
-    <w:next w:val="Standard"/>
-    <w:link w:val="berschrift2Zchn"/>
+    <w:basedOn w:val="Normal"/>
+    <w:next w:val="Normal"/>
+    <w:link w:val="Heading2Char"/>
     <w:uiPriority w:val="9"/>
     <w:semiHidden/>
     <w:unhideWhenUsed/>
@@ -970,11 +992,11 @@
       <w:szCs w:val="29"/>
     </w:rPr>
   </w:style>
-  <w:style w:type="paragraph" w:styleId="berschrift3">
+  <w:style w:type="paragraph" w:styleId="Heading3">
     <w:name w:val="heading 3"/>
-    <w:basedOn w:val="Standard"/>
-    <w:next w:val="Standard"/>
-    <w:link w:val="berschrift3Zchn"/>
+    <w:basedOn w:val="Normal"/>
+    <w:next w:val="Normal"/>
+    <w:link w:val="Heading3Char"/>
     <w:uiPriority w:val="9"/>
     <w:semiHidden/>
     <w:unhideWhenUsed/>
@@ -993,11 +1015,11 @@
       <w:szCs w:val="25"/>
     </w:rPr>
   </w:style>
-  <w:style w:type="paragraph" w:styleId="berschrift4">
+  <w:style w:type="paragraph" w:styleId="Heading4">
     <w:name w:val="heading 4"/>
-    <w:basedOn w:val="Standard"/>
-    <w:next w:val="Standard"/>
-    <w:link w:val="berschrift4Zchn"/>
+    <w:basedOn w:val="Normal"/>
+    <w:next w:val="Normal"/>
+    <w:link w:val="Heading4Char"/>
     <w:uiPriority w:val="9"/>
     <w:semiHidden/>
     <w:unhideWhenUsed/>
@@ -1016,11 +1038,11 @@
       <w:color w:val="0F4761" w:themeColor="accent1" w:themeShade="BF"/>
     </w:rPr>
   </w:style>
-  <w:style w:type="paragraph" w:styleId="berschrift5">
+  <w:style w:type="paragraph" w:styleId="Heading5">
     <w:name w:val="heading 5"/>
-    <w:basedOn w:val="Standard"/>
-    <w:next w:val="Standard"/>
-    <w:link w:val="berschrift5Zchn"/>
+    <w:basedOn w:val="Normal"/>
+    <w:next w:val="Normal"/>
+    <w:link w:val="Heading5Char"/>
     <w:uiPriority w:val="9"/>
     <w:semiHidden/>
     <w:unhideWhenUsed/>
@@ -1037,11 +1059,11 @@
       <w:color w:val="0F4761" w:themeColor="accent1" w:themeShade="BF"/>
     </w:rPr>
   </w:style>
-  <w:style w:type="paragraph" w:styleId="berschrift6">
+  <w:style w:type="paragraph" w:styleId="Heading6">
     <w:name w:val="heading 6"/>
-    <w:basedOn w:val="Standard"/>
-    <w:next w:val="Standard"/>
-    <w:link w:val="berschrift6Zchn"/>
+    <w:basedOn w:val="Normal"/>
+    <w:next w:val="Normal"/>
+    <w:link w:val="Heading6Char"/>
     <w:uiPriority w:val="9"/>
     <w:semiHidden/>
     <w:unhideWhenUsed/>
@@ -1060,11 +1082,11 @@
       <w:color w:val="595959" w:themeColor="text1" w:themeTint="A6"/>
     </w:rPr>
   </w:style>
-  <w:style w:type="paragraph" w:styleId="berschrift7">
+  <w:style w:type="paragraph" w:styleId="Heading7">
     <w:name w:val="heading 7"/>
-    <w:basedOn w:val="Standard"/>
-    <w:next w:val="Standard"/>
-    <w:link w:val="berschrift7Zchn"/>
+    <w:basedOn w:val="Normal"/>
+    <w:next w:val="Normal"/>
+    <w:link w:val="Heading7Char"/>
     <w:uiPriority w:val="9"/>
     <w:semiHidden/>
     <w:unhideWhenUsed/>
@@ -1081,11 +1103,11 @@
       <w:color w:val="595959" w:themeColor="text1" w:themeTint="A6"/>
     </w:rPr>
   </w:style>
-  <w:style w:type="paragraph" w:styleId="berschrift8">
+  <w:style w:type="paragraph" w:styleId="Heading8">
     <w:name w:val="heading 8"/>
-    <w:basedOn w:val="Standard"/>
-    <w:next w:val="Standard"/>
-    <w:link w:val="berschrift8Zchn"/>
+    <w:basedOn w:val="Normal"/>
+    <w:next w:val="Normal"/>
+    <w:link w:val="Heading8Char"/>
     <w:uiPriority w:val="9"/>
     <w:semiHidden/>
     <w:unhideWhenUsed/>
@@ -1104,11 +1126,11 @@
       <w:color w:val="272727" w:themeColor="text1" w:themeTint="D8"/>
     </w:rPr>
   </w:style>
-  <w:style w:type="paragraph" w:styleId="berschrift9">
+  <w:style w:type="paragraph" w:styleId="Heading9">
     <w:name w:val="heading 9"/>
-    <w:basedOn w:val="Standard"/>
-    <w:next w:val="Standard"/>
-    <w:link w:val="berschrift9Zchn"/>
+    <w:basedOn w:val="Normal"/>
+    <w:next w:val="Normal"/>
+    <w:link w:val="Heading9Char"/>
     <w:uiPriority w:val="9"/>
     <w:semiHidden/>
     <w:unhideWhenUsed/>
@@ -1125,13 +1147,13 @@
       <w:color w:val="272727" w:themeColor="text1" w:themeTint="D8"/>
     </w:rPr>
   </w:style>
-  <w:style w:type="character" w:default="1" w:styleId="Absatz-Standardschriftart">
+  <w:style w:type="character" w:default="1" w:styleId="DefaultParagraphFont">
     <w:name w:val="Default Paragraph Font"/>
     <w:uiPriority w:val="1"/>
     <w:semiHidden/>
     <w:unhideWhenUsed/>
   </w:style>
-  <w:style w:type="table" w:default="1" w:styleId="NormaleTabelle">
+  <w:style w:type="table" w:default="1" w:styleId="TableNormal">
     <w:name w:val="Normal Table"/>
     <w:uiPriority w:val="99"/>
     <w:semiHidden/>
@@ -1146,16 +1168,16 @@
       </w:tblCellMar>
     </w:tblPr>
   </w:style>
-  <w:style w:type="numbering" w:default="1" w:styleId="KeineListe">
+  <w:style w:type="numbering" w:default="1" w:styleId="NoList">
     <w:name w:val="No List"/>
     <w:uiPriority w:val="99"/>
     <w:semiHidden/>
     <w:unhideWhenUsed/>
   </w:style>
-  <w:style w:type="character" w:customStyle="1" w:styleId="berschrift1Zchn">
-    <w:name w:val="Überschrift 1 Zchn"/>
-    <w:basedOn w:val="Absatz-Standardschriftart"/>
-    <w:link w:val="berschrift1"/>
+  <w:style w:type="character" w:customStyle="1" w:styleId="Heading1Char">
+    <w:name w:val="Heading 1 Char"/>
+    <w:basedOn w:val="DefaultParagraphFont"/>
+    <w:link w:val="Heading1"/>
     <w:uiPriority w:val="9"/>
     <w:rsid w:val="00923913"/>
     <w:rPr>
@@ -1165,10 +1187,10 @@
       <w:szCs w:val="36"/>
     </w:rPr>
   </w:style>
-  <w:style w:type="character" w:customStyle="1" w:styleId="berschrift2Zchn">
-    <w:name w:val="Überschrift 2 Zchn"/>
-    <w:basedOn w:val="Absatz-Standardschriftart"/>
-    <w:link w:val="berschrift2"/>
+  <w:style w:type="character" w:customStyle="1" w:styleId="Heading2Char">
+    <w:name w:val="Heading 2 Char"/>
+    <w:basedOn w:val="DefaultParagraphFont"/>
+    <w:link w:val="Heading2"/>
     <w:uiPriority w:val="9"/>
     <w:semiHidden/>
     <w:rsid w:val="00923913"/>
@@ -1179,10 +1201,10 @@
       <w:szCs w:val="29"/>
     </w:rPr>
   </w:style>
-  <w:style w:type="character" w:customStyle="1" w:styleId="berschrift3Zchn">
-    <w:name w:val="Überschrift 3 Zchn"/>
-    <w:basedOn w:val="Absatz-Standardschriftart"/>
-    <w:link w:val="berschrift3"/>
+  <w:style w:type="character" w:customStyle="1" w:styleId="Heading3Char">
+    <w:name w:val="Heading 3 Char"/>
+    <w:basedOn w:val="DefaultParagraphFont"/>
+    <w:link w:val="Heading3"/>
     <w:uiPriority w:val="9"/>
     <w:semiHidden/>
     <w:rsid w:val="00923913"/>
@@ -1193,10 +1215,10 @@
       <w:szCs w:val="25"/>
     </w:rPr>
   </w:style>
-  <w:style w:type="character" w:customStyle="1" w:styleId="berschrift4Zchn">
-    <w:name w:val="Überschrift 4 Zchn"/>
-    <w:basedOn w:val="Absatz-Standardschriftart"/>
-    <w:link w:val="berschrift4"/>
+  <w:style w:type="character" w:customStyle="1" w:styleId="Heading4Char">
+    <w:name w:val="Heading 4 Char"/>
+    <w:basedOn w:val="DefaultParagraphFont"/>
+    <w:link w:val="Heading4"/>
     <w:uiPriority w:val="9"/>
     <w:semiHidden/>
     <w:rsid w:val="00923913"/>
@@ -1207,10 +1229,10 @@
       <w:color w:val="0F4761" w:themeColor="accent1" w:themeShade="BF"/>
     </w:rPr>
   </w:style>
-  <w:style w:type="character" w:customStyle="1" w:styleId="berschrift5Zchn">
-    <w:name w:val="Überschrift 5 Zchn"/>
-    <w:basedOn w:val="Absatz-Standardschriftart"/>
-    <w:link w:val="berschrift5"/>
+  <w:style w:type="character" w:customStyle="1" w:styleId="Heading5Char">
+    <w:name w:val="Heading 5 Char"/>
+    <w:basedOn w:val="DefaultParagraphFont"/>
+    <w:link w:val="Heading5"/>
     <w:uiPriority w:val="9"/>
     <w:semiHidden/>
     <w:rsid w:val="00923913"/>
@@ -1219,10 +1241,10 @@
       <w:color w:val="0F4761" w:themeColor="accent1" w:themeShade="BF"/>
     </w:rPr>
   </w:style>
-  <w:style w:type="character" w:customStyle="1" w:styleId="berschrift6Zchn">
-    <w:name w:val="Überschrift 6 Zchn"/>
-    <w:basedOn w:val="Absatz-Standardschriftart"/>
-    <w:link w:val="berschrift6"/>
+  <w:style w:type="character" w:customStyle="1" w:styleId="Heading6Char">
+    <w:name w:val="Heading 6 Char"/>
+    <w:basedOn w:val="DefaultParagraphFont"/>
+    <w:link w:val="Heading6"/>
     <w:uiPriority w:val="9"/>
     <w:semiHidden/>
     <w:rsid w:val="00923913"/>
@@ -1233,10 +1255,10 @@
       <w:color w:val="595959" w:themeColor="text1" w:themeTint="A6"/>
     </w:rPr>
   </w:style>
-  <w:style w:type="character" w:customStyle="1" w:styleId="berschrift7Zchn">
-    <w:name w:val="Überschrift 7 Zchn"/>
-    <w:basedOn w:val="Absatz-Standardschriftart"/>
-    <w:link w:val="berschrift7"/>
+  <w:style w:type="character" w:customStyle="1" w:styleId="Heading7Char">
+    <w:name w:val="Heading 7 Char"/>
+    <w:basedOn w:val="DefaultParagraphFont"/>
+    <w:link w:val="Heading7"/>
     <w:uiPriority w:val="9"/>
     <w:semiHidden/>
     <w:rsid w:val="00923913"/>
@@ -1245,10 +1267,10 @@
       <w:color w:val="595959" w:themeColor="text1" w:themeTint="A6"/>
     </w:rPr>
   </w:style>
-  <w:style w:type="character" w:customStyle="1" w:styleId="berschrift8Zchn">
-    <w:name w:val="Überschrift 8 Zchn"/>
-    <w:basedOn w:val="Absatz-Standardschriftart"/>
-    <w:link w:val="berschrift8"/>
+  <w:style w:type="character" w:customStyle="1" w:styleId="Heading8Char">
+    <w:name w:val="Heading 8 Char"/>
+    <w:basedOn w:val="DefaultParagraphFont"/>
+    <w:link w:val="Heading8"/>
     <w:uiPriority w:val="9"/>
     <w:semiHidden/>
     <w:rsid w:val="00923913"/>
@@ -1259,10 +1281,10 @@
       <w:color w:val="272727" w:themeColor="text1" w:themeTint="D8"/>
     </w:rPr>
   </w:style>
-  <w:style w:type="character" w:customStyle="1" w:styleId="berschrift9Zchn">
-    <w:name w:val="Überschrift 9 Zchn"/>
-    <w:basedOn w:val="Absatz-Standardschriftart"/>
-    <w:link w:val="berschrift9"/>
+  <w:style w:type="character" w:customStyle="1" w:styleId="Heading9Char">
+    <w:name w:val="Heading 9 Char"/>
+    <w:basedOn w:val="DefaultParagraphFont"/>
+    <w:link w:val="Heading9"/>
     <w:uiPriority w:val="9"/>
     <w:semiHidden/>
     <w:rsid w:val="00923913"/>
@@ -1271,11 +1293,11 @@
       <w:color w:val="272727" w:themeColor="text1" w:themeTint="D8"/>
     </w:rPr>
   </w:style>
-  <w:style w:type="paragraph" w:styleId="Titel">
+  <w:style w:type="paragraph" w:styleId="Title">
     <w:name w:val="Title"/>
-    <w:basedOn w:val="Standard"/>
-    <w:next w:val="Standard"/>
-    <w:link w:val="TitelZchn"/>
+    <w:basedOn w:val="Normal"/>
+    <w:next w:val="Normal"/>
+    <w:link w:val="TitleChar"/>
     <w:uiPriority w:val="10"/>
     <w:qFormat/>
     <w:rsid w:val="00923913"/>
@@ -1291,10 +1313,10 @@
       <w:szCs w:val="50"/>
     </w:rPr>
   </w:style>
-  <w:style w:type="character" w:customStyle="1" w:styleId="TitelZchn">
-    <w:name w:val="Titel Zchn"/>
-    <w:basedOn w:val="Absatz-Standardschriftart"/>
-    <w:link w:val="Titel"/>
+  <w:style w:type="character" w:customStyle="1" w:styleId="TitleChar">
+    <w:name w:val="Title Char"/>
+    <w:basedOn w:val="DefaultParagraphFont"/>
+    <w:link w:val="Title"/>
     <w:uiPriority w:val="10"/>
     <w:rsid w:val="00923913"/>
     <w:rPr>
@@ -1305,11 +1327,11 @@
       <w:szCs w:val="50"/>
     </w:rPr>
   </w:style>
-  <w:style w:type="paragraph" w:styleId="Untertitel">
+  <w:style w:type="paragraph" w:styleId="Subtitle">
     <w:name w:val="Subtitle"/>
-    <w:basedOn w:val="Standard"/>
-    <w:next w:val="Standard"/>
-    <w:link w:val="UntertitelZchn"/>
+    <w:basedOn w:val="Normal"/>
+    <w:next w:val="Normal"/>
+    <w:link w:val="SubtitleChar"/>
     <w:uiPriority w:val="11"/>
     <w:qFormat/>
     <w:rsid w:val="00923913"/>
@@ -1326,10 +1348,10 @@
       <w:szCs w:val="25"/>
     </w:rPr>
   </w:style>
-  <w:style w:type="character" w:customStyle="1" w:styleId="UntertitelZchn">
-    <w:name w:val="Untertitel Zchn"/>
-    <w:basedOn w:val="Absatz-Standardschriftart"/>
-    <w:link w:val="Untertitel"/>
+  <w:style w:type="character" w:customStyle="1" w:styleId="SubtitleChar">
+    <w:name w:val="Subtitle Char"/>
+    <w:basedOn w:val="DefaultParagraphFont"/>
+    <w:link w:val="Subtitle"/>
     <w:uiPriority w:val="11"/>
     <w:rsid w:val="00923913"/>
     <w:rPr>
@@ -1340,11 +1362,11 @@
       <w:szCs w:val="25"/>
     </w:rPr>
   </w:style>
-  <w:style w:type="paragraph" w:styleId="Zitat">
+  <w:style w:type="paragraph" w:styleId="Quote">
     <w:name w:val="Quote"/>
-    <w:basedOn w:val="Standard"/>
-    <w:next w:val="Standard"/>
-    <w:link w:val="ZitatZchn"/>
+    <w:basedOn w:val="Normal"/>
+    <w:next w:val="Normal"/>
+    <w:link w:val="QuoteChar"/>
     <w:uiPriority w:val="29"/>
     <w:qFormat/>
     <w:rsid w:val="00923913"/>
@@ -1358,10 +1380,10 @@
       <w:color w:val="404040" w:themeColor="text1" w:themeTint="BF"/>
     </w:rPr>
   </w:style>
-  <w:style w:type="character" w:customStyle="1" w:styleId="ZitatZchn">
-    <w:name w:val="Zitat Zchn"/>
-    <w:basedOn w:val="Absatz-Standardschriftart"/>
-    <w:link w:val="Zitat"/>
+  <w:style w:type="character" w:customStyle="1" w:styleId="QuoteChar">
+    <w:name w:val="Quote Char"/>
+    <w:basedOn w:val="DefaultParagraphFont"/>
+    <w:link w:val="Quote"/>
     <w:uiPriority w:val="29"/>
     <w:rsid w:val="00923913"/>
     <w:rPr>
@@ -1370,9 +1392,9 @@
       <w:color w:val="404040" w:themeColor="text1" w:themeTint="BF"/>
     </w:rPr>
   </w:style>
-  <w:style w:type="paragraph" w:styleId="Listenabsatz">
+  <w:style w:type="paragraph" w:styleId="ListParagraph">
     <w:name w:val="List Paragraph"/>
-    <w:basedOn w:val="Standard"/>
+    <w:basedOn w:val="Normal"/>
     <w:uiPriority w:val="34"/>
     <w:qFormat/>
     <w:rsid w:val="00923913"/>
@@ -1381,9 +1403,9 @@
       <w:contextualSpacing/>
     </w:pPr>
   </w:style>
-  <w:style w:type="character" w:styleId="IntensiveHervorhebung">
+  <w:style w:type="character" w:styleId="IntenseEmphasis">
     <w:name w:val="Intense Emphasis"/>
-    <w:basedOn w:val="Absatz-Standardschriftart"/>
+    <w:basedOn w:val="DefaultParagraphFont"/>
     <w:uiPriority w:val="21"/>
     <w:qFormat/>
     <w:rsid w:val="00923913"/>
@@ -1393,11 +1415,11 @@
       <w:color w:val="0F4761" w:themeColor="accent1" w:themeShade="BF"/>
     </w:rPr>
   </w:style>
-  <w:style w:type="paragraph" w:styleId="IntensivesZitat">
+  <w:style w:type="paragraph" w:styleId="IntenseQuote">
     <w:name w:val="Intense Quote"/>
-    <w:basedOn w:val="Standard"/>
-    <w:next w:val="Standard"/>
-    <w:link w:val="IntensivesZitatZchn"/>
+    <w:basedOn w:val="Normal"/>
+    <w:next w:val="Normal"/>
+    <w:link w:val="IntenseQuoteChar"/>
     <w:uiPriority w:val="30"/>
     <w:qFormat/>
     <w:rsid w:val="00923913"/>
@@ -1416,10 +1438,10 @@
       <w:color w:val="0F4761" w:themeColor="accent1" w:themeShade="BF"/>
     </w:rPr>
   </w:style>
-  <w:style w:type="character" w:customStyle="1" w:styleId="IntensivesZitatZchn">
-    <w:name w:val="Intensives Zitat Zchn"/>
-    <w:basedOn w:val="Absatz-Standardschriftart"/>
-    <w:link w:val="IntensivesZitat"/>
+  <w:style w:type="character" w:customStyle="1" w:styleId="IntenseQuoteChar">
+    <w:name w:val="Intense Quote Char"/>
+    <w:basedOn w:val="DefaultParagraphFont"/>
+    <w:link w:val="IntenseQuote"/>
     <w:uiPriority w:val="30"/>
     <w:rsid w:val="00923913"/>
     <w:rPr>
@@ -1428,9 +1450,9 @@
       <w:color w:val="0F4761" w:themeColor="accent1" w:themeShade="BF"/>
     </w:rPr>
   </w:style>
-  <w:style w:type="character" w:styleId="IntensiverVerweis">
+  <w:style w:type="character" w:styleId="IntenseReference">
     <w:name w:val="Intense Reference"/>
-    <w:basedOn w:val="Absatz-Standardschriftart"/>
+    <w:basedOn w:val="DefaultParagraphFont"/>
     <w:uiPriority w:val="32"/>
     <w:qFormat/>
     <w:rsid w:val="00923913"/>
@@ -1440,6 +1462,16 @@
       <w:smallCaps/>
       <w:color w:val="0F4761" w:themeColor="accent1" w:themeShade="BF"/>
       <w:spacing w:val="5"/>
+    </w:rPr>
+  </w:style>
+  <w:style w:type="character" w:styleId="PlaceholderText">
+    <w:name w:val="Placeholder Text"/>
+    <w:basedOn w:val="DefaultParagraphFont"/>
+    <w:uiPriority w:val="99"/>
+    <w:semiHidden/>
+    <w:rsid w:val="00476B5E"/>
+    <w:rPr>
+      <w:color w:val="666666"/>
     </w:rPr>
   </w:style>
 </w:styles>
